--- a/docs/Surrender API (api triggered when inactive).docx
+++ b/docs/Surrender API (api triggered when inactive).docx
@@ -34,19 +34,7 @@
           <w:rPr>
             <w:rStyle w:val="Hyperlink"/>
           </w:rPr>
-          <w:t>http://localhost:3000/game/pvp/daily/match/</w:t>
-        </w:r>
-        <w:r>
-          <w:rPr>
-            <w:rStyle w:val="Hyperlink"/>
-          </w:rPr>
-          <w:t>:matchId</w:t>
-        </w:r>
-        <w:r>
-          <w:rPr>
-            <w:rStyle w:val="Hyperlink"/>
-          </w:rPr>
-          <w:t>/surrender</w:t>
+          <w:t>http://localhost:3000/game/pvp/daily/match/:matchId/surrender</w:t>
         </w:r>
       </w:hyperlink>
     </w:p>
@@ -145,182 +133,172 @@
         <w:rPr>
           <w:lang w:val="en-US"/>
         </w:rPr>
-        <w:t xml:space="preserve">    "data</w:t>
-      </w:r>
-      <w:proofErr w:type="gramStart"/>
+        <w:t xml:space="preserve">    "data": {</w:t>
+      </w:r>
+    </w:p>
+    <w:p>
+      <w:pPr>
+        <w:rPr>
+          <w:lang w:val="en-US"/>
+        </w:rPr>
+      </w:pPr>
+      <w:r>
+        <w:rPr>
+          <w:lang w:val="en-US"/>
+        </w:rPr>
+        <w:t xml:space="preserve">        "</w:t>
+      </w:r>
+      <w:proofErr w:type="spellStart"/>
+      <w:proofErr w:type="gramStart"/>
+      <w:r>
+        <w:rPr>
+          <w:lang w:val="en-US"/>
+        </w:rPr>
+        <w:t>is</w:t>
+      </w:r>
+      <w:proofErr w:type="gramEnd"/>
+      <w:r>
+        <w:rPr>
+          <w:lang w:val="en-US"/>
+        </w:rPr>
+        <w:t>_correct</w:t>
+      </w:r>
+      <w:proofErr w:type="spellEnd"/>
+      <w:r>
+        <w:rPr>
+          <w:lang w:val="en-US"/>
+        </w:rPr>
+        <w:t>": false,</w:t>
+      </w:r>
+    </w:p>
+    <w:p>
+      <w:pPr>
+        <w:rPr>
+          <w:lang w:val="en-US"/>
+        </w:rPr>
+      </w:pPr>
+      <w:r>
+        <w:rPr>
+          <w:lang w:val="en-US"/>
+        </w:rPr>
+        <w:t xml:space="preserve">        "</w:t>
+      </w:r>
+      <w:proofErr w:type="spellStart"/>
+      <w:proofErr w:type="gramStart"/>
+      <w:r>
+        <w:rPr>
+          <w:lang w:val="en-US"/>
+        </w:rPr>
+        <w:t>accepted</w:t>
+      </w:r>
+      <w:proofErr w:type="gramEnd"/>
+      <w:r>
+        <w:rPr>
+          <w:lang w:val="en-US"/>
+        </w:rPr>
+        <w:t>_for_attack</w:t>
+      </w:r>
+      <w:proofErr w:type="spellEnd"/>
+      <w:r>
+        <w:rPr>
+          <w:lang w:val="en-US"/>
+        </w:rPr>
+        <w:t>": false,</w:t>
+      </w:r>
+    </w:p>
+    <w:p>
+      <w:pPr>
+        <w:rPr>
+          <w:lang w:val="en-US"/>
+        </w:rPr>
+      </w:pPr>
+      <w:r>
+        <w:rPr>
+          <w:lang w:val="en-US"/>
+        </w:rPr>
+        <w:t xml:space="preserve">        "reason": "</w:t>
+      </w:r>
+      <w:proofErr w:type="spellStart"/>
+      <w:r>
+        <w:rPr>
+          <w:lang w:val="en-US"/>
+        </w:rPr>
+        <w:t>round_already_resolved</w:t>
+      </w:r>
+      <w:proofErr w:type="spellEnd"/>
+      <w:r>
+        <w:rPr>
+          <w:lang w:val="en-US"/>
+        </w:rPr>
+        <w:t>",</w:t>
+      </w:r>
+    </w:p>
+    <w:p>
+      <w:pPr>
+        <w:rPr>
+          <w:lang w:val="en-US"/>
+        </w:rPr>
+      </w:pPr>
+      <w:r>
+        <w:rPr>
+          <w:lang w:val="en-US"/>
+        </w:rPr>
+        <w:t xml:space="preserve">        "</w:t>
+      </w:r>
+      <w:proofErr w:type="spellStart"/>
+      <w:r>
+        <w:rPr>
+          <w:lang w:val="en-US"/>
+        </w:rPr>
+        <w:t>isCorrect</w:t>
+      </w:r>
+      <w:proofErr w:type="spellEnd"/>
+      <w:r>
+        <w:rPr>
+          <w:lang w:val="en-US"/>
+        </w:rPr>
+        <w:t>": false,</w:t>
+      </w:r>
+    </w:p>
+    <w:p>
+      <w:pPr>
+        <w:rPr>
+          <w:lang w:val="en-US"/>
+        </w:rPr>
+      </w:pPr>
+      <w:r>
+        <w:rPr>
+          <w:lang w:val="en-US"/>
+        </w:rPr>
+        <w:t xml:space="preserve">        "attempts": 0,</w:t>
+      </w:r>
+    </w:p>
+    <w:p>
+      <w:pPr>
+        <w:rPr>
+          <w:lang w:val="en-US"/>
+        </w:rPr>
+      </w:pPr>
+      <w:r>
+        <w:rPr>
+          <w:lang w:val="en-US"/>
+        </w:rPr>
+        <w:t xml:space="preserve">        "</w:t>
+      </w:r>
+      <w:proofErr w:type="spellStart"/>
+      <w:r>
+        <w:rPr>
+          <w:lang w:val="en-US"/>
+        </w:rPr>
+        <w:t>fightResult</w:t>
+      </w:r>
+      <w:proofErr w:type="spellEnd"/>
       <w:r>
         <w:rPr>
           <w:lang w:val="en-US"/>
         </w:rPr>
         <w:t>": {</w:t>
       </w:r>
-      <w:proofErr w:type="gramEnd"/>
-    </w:p>
-    <w:p>
-      <w:pPr>
-        <w:rPr>
-          <w:lang w:val="en-US"/>
-        </w:rPr>
-      </w:pPr>
-      <w:r>
-        <w:rPr>
-          <w:lang w:val="en-US"/>
-        </w:rPr>
-        <w:t xml:space="preserve">        "</w:t>
-      </w:r>
-      <w:proofErr w:type="spellStart"/>
-      <w:proofErr w:type="gramStart"/>
-      <w:r>
-        <w:rPr>
-          <w:lang w:val="en-US"/>
-        </w:rPr>
-        <w:t>is</w:t>
-      </w:r>
-      <w:proofErr w:type="gramEnd"/>
-      <w:r>
-        <w:rPr>
-          <w:lang w:val="en-US"/>
-        </w:rPr>
-        <w:t>_correct</w:t>
-      </w:r>
-      <w:proofErr w:type="spellEnd"/>
-      <w:r>
-        <w:rPr>
-          <w:lang w:val="en-US"/>
-        </w:rPr>
-        <w:t>": false,</w:t>
-      </w:r>
-    </w:p>
-    <w:p>
-      <w:pPr>
-        <w:rPr>
-          <w:lang w:val="en-US"/>
-        </w:rPr>
-      </w:pPr>
-      <w:r>
-        <w:rPr>
-          <w:lang w:val="en-US"/>
-        </w:rPr>
-        <w:t xml:space="preserve">        "</w:t>
-      </w:r>
-      <w:proofErr w:type="spellStart"/>
-      <w:proofErr w:type="gramStart"/>
-      <w:r>
-        <w:rPr>
-          <w:lang w:val="en-US"/>
-        </w:rPr>
-        <w:t>accepted</w:t>
-      </w:r>
-      <w:proofErr w:type="gramEnd"/>
-      <w:r>
-        <w:rPr>
-          <w:lang w:val="en-US"/>
-        </w:rPr>
-        <w:t>_for_attack</w:t>
-      </w:r>
-      <w:proofErr w:type="spellEnd"/>
-      <w:r>
-        <w:rPr>
-          <w:lang w:val="en-US"/>
-        </w:rPr>
-        <w:t>": false,</w:t>
-      </w:r>
-    </w:p>
-    <w:p>
-      <w:pPr>
-        <w:rPr>
-          <w:lang w:val="en-US"/>
-        </w:rPr>
-      </w:pPr>
-      <w:r>
-        <w:rPr>
-          <w:lang w:val="en-US"/>
-        </w:rPr>
-        <w:t xml:space="preserve">        "reason": "</w:t>
-      </w:r>
-      <w:proofErr w:type="spellStart"/>
-      <w:r>
-        <w:rPr>
-          <w:lang w:val="en-US"/>
-        </w:rPr>
-        <w:t>round_already_resolved</w:t>
-      </w:r>
-      <w:proofErr w:type="spellEnd"/>
-      <w:r>
-        <w:rPr>
-          <w:lang w:val="en-US"/>
-        </w:rPr>
-        <w:t>",</w:t>
-      </w:r>
-    </w:p>
-    <w:p>
-      <w:pPr>
-        <w:rPr>
-          <w:lang w:val="en-US"/>
-        </w:rPr>
-      </w:pPr>
-      <w:r>
-        <w:rPr>
-          <w:lang w:val="en-US"/>
-        </w:rPr>
-        <w:t xml:space="preserve">        "</w:t>
-      </w:r>
-      <w:proofErr w:type="spellStart"/>
-      <w:r>
-        <w:rPr>
-          <w:lang w:val="en-US"/>
-        </w:rPr>
-        <w:t>isCorrect</w:t>
-      </w:r>
-      <w:proofErr w:type="spellEnd"/>
-      <w:r>
-        <w:rPr>
-          <w:lang w:val="en-US"/>
-        </w:rPr>
-        <w:t>": false,</w:t>
-      </w:r>
-    </w:p>
-    <w:p>
-      <w:pPr>
-        <w:rPr>
-          <w:lang w:val="en-US"/>
-        </w:rPr>
-      </w:pPr>
-      <w:r>
-        <w:rPr>
-          <w:lang w:val="en-US"/>
-        </w:rPr>
-        <w:t xml:space="preserve">        "attempts": 0,</w:t>
-      </w:r>
-    </w:p>
-    <w:p>
-      <w:pPr>
-        <w:rPr>
-          <w:lang w:val="en-US"/>
-        </w:rPr>
-      </w:pPr>
-      <w:r>
-        <w:rPr>
-          <w:lang w:val="en-US"/>
-        </w:rPr>
-        <w:t xml:space="preserve">        "</w:t>
-      </w:r>
-      <w:proofErr w:type="spellStart"/>
-      <w:r>
-        <w:rPr>
-          <w:lang w:val="en-US"/>
-        </w:rPr>
-        <w:t>fightResult</w:t>
-      </w:r>
-      <w:proofErr w:type="spellEnd"/>
-      <w:proofErr w:type="gramStart"/>
-      <w:r>
-        <w:rPr>
-          <w:lang w:val="en-US"/>
-        </w:rPr>
-        <w:t>": {</w:t>
-      </w:r>
-      <w:proofErr w:type="gramEnd"/>
     </w:p>
     <w:p>
       <w:pPr>
@@ -345,16 +323,8 @@
         <w:rPr>
           <w:lang w:val="en-US"/>
         </w:rPr>
-        <w:t xml:space="preserve">            "enemy</w:t>
-      </w:r>
-      <w:proofErr w:type="gramStart"/>
-      <w:r>
-        <w:rPr>
-          <w:lang w:val="en-US"/>
-        </w:rPr>
-        <w:t>": {</w:t>
-      </w:r>
-      <w:proofErr w:type="gramEnd"/>
+        <w:t xml:space="preserve">            "enemy": {</w:t>
+      </w:r>
     </w:p>
     <w:p>
       <w:pPr>
@@ -903,14 +873,12 @@
         <w:t>_skill</w:t>
       </w:r>
       <w:proofErr w:type="spellEnd"/>
-      <w:proofErr w:type="gramStart"/>
       <w:r>
         <w:rPr>
           <w:lang w:val="en-US"/>
         </w:rPr>
         <w:t>": {</w:t>
       </w:r>
-      <w:proofErr w:type="gramEnd"/>
     </w:p>
     <w:p>
       <w:pPr>
@@ -1206,16 +1174,8 @@
         <w:rPr>
           <w:lang w:val="en-US"/>
         </w:rPr>
-        <w:t xml:space="preserve">            "character</w:t>
-      </w:r>
-      <w:proofErr w:type="gramStart"/>
-      <w:r>
-        <w:rPr>
-          <w:lang w:val="en-US"/>
-        </w:rPr>
-        <w:t>": {</w:t>
-      </w:r>
-      <w:proofErr w:type="gramEnd"/>
+        <w:t xml:space="preserve">            "character": {</w:t>
+      </w:r>
     </w:p>
     <w:p>
       <w:pPr>
@@ -1806,14 +1766,12 @@
         <w:t>_skill</w:t>
       </w:r>
       <w:proofErr w:type="spellEnd"/>
-      <w:proofErr w:type="gramStart"/>
       <w:r>
         <w:rPr>
           <w:lang w:val="en-US"/>
         </w:rPr>
         <w:t>": {</w:t>
       </w:r>
-      <w:proofErr w:type="gramEnd"/>
     </w:p>
     <w:p>
       <w:pPr>
@@ -2258,14 +2216,12 @@
         <w:t>completionRewards</w:t>
       </w:r>
       <w:proofErr w:type="spellEnd"/>
-      <w:proofErr w:type="gramStart"/>
       <w:r>
         <w:rPr>
           <w:lang w:val="en-US"/>
         </w:rPr>
         <w:t>": {</w:t>
       </w:r>
-      <w:proofErr w:type="gramEnd"/>
     </w:p>
     <w:p>
       <w:pPr>
@@ -2465,260 +2421,250 @@
         <w:rPr>
           <w:lang w:val="en-US"/>
         </w:rPr>
-        <w:t xml:space="preserve">        "level</w:t>
-      </w:r>
-      <w:proofErr w:type="gramStart"/>
+        <w:t xml:space="preserve">        "level": {</w:t>
+      </w:r>
+    </w:p>
+    <w:p>
+      <w:pPr>
+        <w:rPr>
+          <w:lang w:val="en-US"/>
+        </w:rPr>
+      </w:pPr>
+      <w:r>
+        <w:rPr>
+          <w:lang w:val="en-US"/>
+        </w:rPr>
+        <w:t xml:space="preserve">            "</w:t>
+      </w:r>
+      <w:proofErr w:type="spellStart"/>
+      <w:proofErr w:type="gramStart"/>
+      <w:r>
+        <w:rPr>
+          <w:lang w:val="en-US"/>
+        </w:rPr>
+        <w:t>level</w:t>
+      </w:r>
+      <w:proofErr w:type="gramEnd"/>
+      <w:r>
+        <w:rPr>
+          <w:lang w:val="en-US"/>
+        </w:rPr>
+        <w:t>_id</w:t>
+      </w:r>
+      <w:proofErr w:type="spellEnd"/>
+      <w:r>
+        <w:rPr>
+          <w:lang w:val="en-US"/>
+        </w:rPr>
+        <w:t>": 0,</w:t>
+      </w:r>
+    </w:p>
+    <w:p>
+      <w:pPr>
+        <w:rPr>
+          <w:lang w:val="en-US"/>
+        </w:rPr>
+      </w:pPr>
+      <w:r>
+        <w:rPr>
+          <w:lang w:val="en-US"/>
+        </w:rPr>
+        <w:t xml:space="preserve">            "</w:t>
+      </w:r>
+      <w:proofErr w:type="spellStart"/>
+      <w:proofErr w:type="gramStart"/>
+      <w:r>
+        <w:rPr>
+          <w:lang w:val="en-US"/>
+        </w:rPr>
+        <w:t>level</w:t>
+      </w:r>
+      <w:proofErr w:type="gramEnd"/>
+      <w:r>
+        <w:rPr>
+          <w:lang w:val="en-US"/>
+        </w:rPr>
+        <w:t>_number</w:t>
+      </w:r>
+      <w:proofErr w:type="spellEnd"/>
+      <w:r>
+        <w:rPr>
+          <w:lang w:val="en-US"/>
+        </w:rPr>
+        <w:t>": null,</w:t>
+      </w:r>
+    </w:p>
+    <w:p>
+      <w:pPr>
+        <w:rPr>
+          <w:lang w:val="en-US"/>
+        </w:rPr>
+      </w:pPr>
+      <w:r>
+        <w:rPr>
+          <w:lang w:val="en-US"/>
+        </w:rPr>
+        <w:t xml:space="preserve">            "</w:t>
+      </w:r>
+      <w:proofErr w:type="spellStart"/>
+      <w:proofErr w:type="gramStart"/>
+      <w:r>
+        <w:rPr>
+          <w:lang w:val="en-US"/>
+        </w:rPr>
+        <w:t>level</w:t>
+      </w:r>
+      <w:proofErr w:type="gramEnd"/>
+      <w:r>
+        <w:rPr>
+          <w:lang w:val="en-US"/>
+        </w:rPr>
+        <w:t>_type</w:t>
+      </w:r>
+      <w:proofErr w:type="spellEnd"/>
+      <w:r>
+        <w:rPr>
+          <w:lang w:val="en-US"/>
+        </w:rPr>
+        <w:t>": "</w:t>
+      </w:r>
+      <w:proofErr w:type="spellStart"/>
+      <w:r>
+        <w:rPr>
+          <w:lang w:val="en-US"/>
+        </w:rPr>
+        <w:t>pvp_daily</w:t>
+      </w:r>
+      <w:proofErr w:type="spellEnd"/>
+      <w:r>
+        <w:rPr>
+          <w:lang w:val="en-US"/>
+        </w:rPr>
+        <w:t>",</w:t>
+      </w:r>
+    </w:p>
+    <w:p>
+      <w:pPr>
+        <w:rPr>
+          <w:lang w:val="en-US"/>
+        </w:rPr>
+      </w:pPr>
+      <w:r>
+        <w:rPr>
+          <w:lang w:val="en-US"/>
+        </w:rPr>
+        <w:t xml:space="preserve">            "</w:t>
+      </w:r>
+      <w:proofErr w:type="spellStart"/>
+      <w:proofErr w:type="gramStart"/>
+      <w:r>
+        <w:rPr>
+          <w:lang w:val="en-US"/>
+        </w:rPr>
+        <w:t>level</w:t>
+      </w:r>
+      <w:proofErr w:type="gramEnd"/>
+      <w:r>
+        <w:rPr>
+          <w:lang w:val="en-US"/>
+        </w:rPr>
+        <w:t>_difficulty</w:t>
+      </w:r>
+      <w:proofErr w:type="spellEnd"/>
+      <w:r>
+        <w:rPr>
+          <w:lang w:val="en-US"/>
+        </w:rPr>
+        <w:t>": "easy",</w:t>
+      </w:r>
+    </w:p>
+    <w:p>
+      <w:pPr>
+        <w:rPr>
+          <w:lang w:val="en-US"/>
+        </w:rPr>
+      </w:pPr>
+      <w:r>
+        <w:rPr>
+          <w:lang w:val="en-US"/>
+        </w:rPr>
+        <w:t xml:space="preserve">            "</w:t>
+      </w:r>
+      <w:proofErr w:type="spellStart"/>
+      <w:proofErr w:type="gramStart"/>
+      <w:r>
+        <w:rPr>
+          <w:lang w:val="en-US"/>
+        </w:rPr>
+        <w:t>level</w:t>
+      </w:r>
+      <w:proofErr w:type="gramEnd"/>
+      <w:r>
+        <w:rPr>
+          <w:lang w:val="en-US"/>
+        </w:rPr>
+        <w:t>_title</w:t>
+      </w:r>
+      <w:proofErr w:type="spellEnd"/>
+      <w:r>
+        <w:rPr>
+          <w:lang w:val="en-US"/>
+        </w:rPr>
+        <w:t>": "Computer PvP Arena",</w:t>
+      </w:r>
+    </w:p>
+    <w:p>
+      <w:pPr>
+        <w:rPr>
+          <w:lang w:val="en-US"/>
+        </w:rPr>
+      </w:pPr>
+      <w:r>
+        <w:rPr>
+          <w:lang w:val="en-US"/>
+        </w:rPr>
+        <w:t xml:space="preserve">            "content": "Dynamic PvP Computer challenge"</w:t>
+      </w:r>
+    </w:p>
+    <w:p>
+      <w:pPr>
+        <w:rPr>
+          <w:lang w:val="en-US"/>
+        </w:rPr>
+      </w:pPr>
+      <w:r>
+        <w:rPr>
+          <w:lang w:val="en-US"/>
+        </w:rPr>
+        <w:t xml:space="preserve">        },</w:t>
+      </w:r>
+    </w:p>
+    <w:p>
+      <w:pPr>
+        <w:rPr>
+          <w:lang w:val="en-US"/>
+        </w:rPr>
+      </w:pPr>
+      <w:r>
+        <w:rPr>
+          <w:lang w:val="en-US"/>
+        </w:rPr>
+        <w:t xml:space="preserve">        "</w:t>
+      </w:r>
+      <w:proofErr w:type="spellStart"/>
+      <w:r>
+        <w:rPr>
+          <w:lang w:val="en-US"/>
+        </w:rPr>
+        <w:t>levelStatus</w:t>
+      </w:r>
+      <w:proofErr w:type="spellEnd"/>
       <w:r>
         <w:rPr>
           <w:lang w:val="en-US"/>
         </w:rPr>
         <w:t>": {</w:t>
       </w:r>
-      <w:proofErr w:type="gramEnd"/>
-    </w:p>
-    <w:p>
-      <w:pPr>
-        <w:rPr>
-          <w:lang w:val="en-US"/>
-        </w:rPr>
-      </w:pPr>
-      <w:r>
-        <w:rPr>
-          <w:lang w:val="en-US"/>
-        </w:rPr>
-        <w:t xml:space="preserve">            "</w:t>
-      </w:r>
-      <w:proofErr w:type="spellStart"/>
-      <w:proofErr w:type="gramStart"/>
-      <w:r>
-        <w:rPr>
-          <w:lang w:val="en-US"/>
-        </w:rPr>
-        <w:t>level</w:t>
-      </w:r>
-      <w:proofErr w:type="gramEnd"/>
-      <w:r>
-        <w:rPr>
-          <w:lang w:val="en-US"/>
-        </w:rPr>
-        <w:t>_id</w:t>
-      </w:r>
-      <w:proofErr w:type="spellEnd"/>
-      <w:r>
-        <w:rPr>
-          <w:lang w:val="en-US"/>
-        </w:rPr>
-        <w:t>": 0,</w:t>
-      </w:r>
-    </w:p>
-    <w:p>
-      <w:pPr>
-        <w:rPr>
-          <w:lang w:val="en-US"/>
-        </w:rPr>
-      </w:pPr>
-      <w:r>
-        <w:rPr>
-          <w:lang w:val="en-US"/>
-        </w:rPr>
-        <w:t xml:space="preserve">            "</w:t>
-      </w:r>
-      <w:proofErr w:type="spellStart"/>
-      <w:proofErr w:type="gramStart"/>
-      <w:r>
-        <w:rPr>
-          <w:lang w:val="en-US"/>
-        </w:rPr>
-        <w:t>level</w:t>
-      </w:r>
-      <w:proofErr w:type="gramEnd"/>
-      <w:r>
-        <w:rPr>
-          <w:lang w:val="en-US"/>
-        </w:rPr>
-        <w:t>_number</w:t>
-      </w:r>
-      <w:proofErr w:type="spellEnd"/>
-      <w:r>
-        <w:rPr>
-          <w:lang w:val="en-US"/>
-        </w:rPr>
-        <w:t>": null,</w:t>
-      </w:r>
-    </w:p>
-    <w:p>
-      <w:pPr>
-        <w:rPr>
-          <w:lang w:val="en-US"/>
-        </w:rPr>
-      </w:pPr>
-      <w:r>
-        <w:rPr>
-          <w:lang w:val="en-US"/>
-        </w:rPr>
-        <w:t xml:space="preserve">            "</w:t>
-      </w:r>
-      <w:proofErr w:type="spellStart"/>
-      <w:proofErr w:type="gramStart"/>
-      <w:r>
-        <w:rPr>
-          <w:lang w:val="en-US"/>
-        </w:rPr>
-        <w:t>level</w:t>
-      </w:r>
-      <w:proofErr w:type="gramEnd"/>
-      <w:r>
-        <w:rPr>
-          <w:lang w:val="en-US"/>
-        </w:rPr>
-        <w:t>_type</w:t>
-      </w:r>
-      <w:proofErr w:type="spellEnd"/>
-      <w:r>
-        <w:rPr>
-          <w:lang w:val="en-US"/>
-        </w:rPr>
-        <w:t>": "</w:t>
-      </w:r>
-      <w:proofErr w:type="spellStart"/>
-      <w:r>
-        <w:rPr>
-          <w:lang w:val="en-US"/>
-        </w:rPr>
-        <w:t>pvp_daily</w:t>
-      </w:r>
-      <w:proofErr w:type="spellEnd"/>
-      <w:r>
-        <w:rPr>
-          <w:lang w:val="en-US"/>
-        </w:rPr>
-        <w:t>",</w:t>
-      </w:r>
-    </w:p>
-    <w:p>
-      <w:pPr>
-        <w:rPr>
-          <w:lang w:val="en-US"/>
-        </w:rPr>
-      </w:pPr>
-      <w:r>
-        <w:rPr>
-          <w:lang w:val="en-US"/>
-        </w:rPr>
-        <w:t xml:space="preserve">            "</w:t>
-      </w:r>
-      <w:proofErr w:type="spellStart"/>
-      <w:proofErr w:type="gramStart"/>
-      <w:r>
-        <w:rPr>
-          <w:lang w:val="en-US"/>
-        </w:rPr>
-        <w:t>level</w:t>
-      </w:r>
-      <w:proofErr w:type="gramEnd"/>
-      <w:r>
-        <w:rPr>
-          <w:lang w:val="en-US"/>
-        </w:rPr>
-        <w:t>_difficulty</w:t>
-      </w:r>
-      <w:proofErr w:type="spellEnd"/>
-      <w:r>
-        <w:rPr>
-          <w:lang w:val="en-US"/>
-        </w:rPr>
-        <w:t>": "easy",</w:t>
-      </w:r>
-    </w:p>
-    <w:p>
-      <w:pPr>
-        <w:rPr>
-          <w:lang w:val="en-US"/>
-        </w:rPr>
-      </w:pPr>
-      <w:r>
-        <w:rPr>
-          <w:lang w:val="en-US"/>
-        </w:rPr>
-        <w:t xml:space="preserve">            "</w:t>
-      </w:r>
-      <w:proofErr w:type="spellStart"/>
-      <w:proofErr w:type="gramStart"/>
-      <w:r>
-        <w:rPr>
-          <w:lang w:val="en-US"/>
-        </w:rPr>
-        <w:t>level</w:t>
-      </w:r>
-      <w:proofErr w:type="gramEnd"/>
-      <w:r>
-        <w:rPr>
-          <w:lang w:val="en-US"/>
-        </w:rPr>
-        <w:t>_title</w:t>
-      </w:r>
-      <w:proofErr w:type="spellEnd"/>
-      <w:r>
-        <w:rPr>
-          <w:lang w:val="en-US"/>
-        </w:rPr>
-        <w:t>": "Computer PvP Arena",</w:t>
-      </w:r>
-    </w:p>
-    <w:p>
-      <w:pPr>
-        <w:rPr>
-          <w:lang w:val="en-US"/>
-        </w:rPr>
-      </w:pPr>
-      <w:r>
-        <w:rPr>
-          <w:lang w:val="en-US"/>
-        </w:rPr>
-        <w:t xml:space="preserve">            "content": "Dynamic PvP Computer challenge"</w:t>
-      </w:r>
-    </w:p>
-    <w:p>
-      <w:pPr>
-        <w:rPr>
-          <w:lang w:val="en-US"/>
-        </w:rPr>
-      </w:pPr>
-      <w:r>
-        <w:rPr>
-          <w:lang w:val="en-US"/>
-        </w:rPr>
-        <w:t xml:space="preserve">        },</w:t>
-      </w:r>
-    </w:p>
-    <w:p>
-      <w:pPr>
-        <w:rPr>
-          <w:lang w:val="en-US"/>
-        </w:rPr>
-      </w:pPr>
-      <w:r>
-        <w:rPr>
-          <w:lang w:val="en-US"/>
-        </w:rPr>
-        <w:t xml:space="preserve">        "</w:t>
-      </w:r>
-      <w:proofErr w:type="spellStart"/>
-      <w:r>
-        <w:rPr>
-          <w:lang w:val="en-US"/>
-        </w:rPr>
-        <w:t>levelStatus</w:t>
-      </w:r>
-      <w:proofErr w:type="spellEnd"/>
-      <w:proofErr w:type="gramStart"/>
-      <w:r>
-        <w:rPr>
-          <w:lang w:val="en-US"/>
-        </w:rPr>
-        <w:t>": {</w:t>
-      </w:r>
-      <w:proofErr w:type="gramEnd"/>
     </w:p>
     <w:p>
       <w:pPr>
@@ -3261,16 +3207,8 @@
         <w:rPr>
           <w:lang w:val="en-US"/>
         </w:rPr>
-        <w:t xml:space="preserve">        "card</w:t>
-      </w:r>
-      <w:proofErr w:type="gramStart"/>
-      <w:r>
-        <w:rPr>
-          <w:lang w:val="en-US"/>
-        </w:rPr>
-        <w:t>": {</w:t>
-      </w:r>
-      <w:proofErr w:type="gramEnd"/>
+        <w:t xml:space="preserve">        "card": {</w:t>
+      </w:r>
     </w:p>
     <w:p>
       <w:pPr>
@@ -3814,182 +3752,172 @@
         <w:rPr>
           <w:lang w:val="en-US"/>
         </w:rPr>
-        <w:t xml:space="preserve">    "data</w:t>
-      </w:r>
-      <w:proofErr w:type="gramStart"/>
+        <w:t xml:space="preserve">    "data": {</w:t>
+      </w:r>
+    </w:p>
+    <w:p>
+      <w:pPr>
+        <w:rPr>
+          <w:lang w:val="en-US"/>
+        </w:rPr>
+      </w:pPr>
+      <w:r>
+        <w:rPr>
+          <w:lang w:val="en-US"/>
+        </w:rPr>
+        <w:t xml:space="preserve">        "</w:t>
+      </w:r>
+      <w:proofErr w:type="spellStart"/>
+      <w:proofErr w:type="gramStart"/>
+      <w:r>
+        <w:rPr>
+          <w:lang w:val="en-US"/>
+        </w:rPr>
+        <w:t>is</w:t>
+      </w:r>
+      <w:proofErr w:type="gramEnd"/>
+      <w:r>
+        <w:rPr>
+          <w:lang w:val="en-US"/>
+        </w:rPr>
+        <w:t>_correct</w:t>
+      </w:r>
+      <w:proofErr w:type="spellEnd"/>
+      <w:r>
+        <w:rPr>
+          <w:lang w:val="en-US"/>
+        </w:rPr>
+        <w:t>": false,</w:t>
+      </w:r>
+    </w:p>
+    <w:p>
+      <w:pPr>
+        <w:rPr>
+          <w:lang w:val="en-US"/>
+        </w:rPr>
+      </w:pPr>
+      <w:r>
+        <w:rPr>
+          <w:lang w:val="en-US"/>
+        </w:rPr>
+        <w:t xml:space="preserve">        "</w:t>
+      </w:r>
+      <w:proofErr w:type="spellStart"/>
+      <w:proofErr w:type="gramStart"/>
+      <w:r>
+        <w:rPr>
+          <w:lang w:val="en-US"/>
+        </w:rPr>
+        <w:t>accepted</w:t>
+      </w:r>
+      <w:proofErr w:type="gramEnd"/>
+      <w:r>
+        <w:rPr>
+          <w:lang w:val="en-US"/>
+        </w:rPr>
+        <w:t>_for_attack</w:t>
+      </w:r>
+      <w:proofErr w:type="spellEnd"/>
+      <w:r>
+        <w:rPr>
+          <w:lang w:val="en-US"/>
+        </w:rPr>
+        <w:t>": false,</w:t>
+      </w:r>
+    </w:p>
+    <w:p>
+      <w:pPr>
+        <w:rPr>
+          <w:lang w:val="en-US"/>
+        </w:rPr>
+      </w:pPr>
+      <w:r>
+        <w:rPr>
+          <w:lang w:val="en-US"/>
+        </w:rPr>
+        <w:t xml:space="preserve">        "reason": "</w:t>
+      </w:r>
+      <w:proofErr w:type="spellStart"/>
+      <w:r>
+        <w:rPr>
+          <w:lang w:val="en-US"/>
+        </w:rPr>
+        <w:t>round_already_resolved</w:t>
+      </w:r>
+      <w:proofErr w:type="spellEnd"/>
+      <w:r>
+        <w:rPr>
+          <w:lang w:val="en-US"/>
+        </w:rPr>
+        <w:t>",</w:t>
+      </w:r>
+    </w:p>
+    <w:p>
+      <w:pPr>
+        <w:rPr>
+          <w:lang w:val="en-US"/>
+        </w:rPr>
+      </w:pPr>
+      <w:r>
+        <w:rPr>
+          <w:lang w:val="en-US"/>
+        </w:rPr>
+        <w:t xml:space="preserve">        "</w:t>
+      </w:r>
+      <w:proofErr w:type="spellStart"/>
+      <w:r>
+        <w:rPr>
+          <w:lang w:val="en-US"/>
+        </w:rPr>
+        <w:t>isCorrect</w:t>
+      </w:r>
+      <w:proofErr w:type="spellEnd"/>
+      <w:r>
+        <w:rPr>
+          <w:lang w:val="en-US"/>
+        </w:rPr>
+        <w:t>": false,</w:t>
+      </w:r>
+    </w:p>
+    <w:p>
+      <w:pPr>
+        <w:rPr>
+          <w:lang w:val="en-US"/>
+        </w:rPr>
+      </w:pPr>
+      <w:r>
+        <w:rPr>
+          <w:lang w:val="en-US"/>
+        </w:rPr>
+        <w:t xml:space="preserve">        "attempts": 0,</w:t>
+      </w:r>
+    </w:p>
+    <w:p>
+      <w:pPr>
+        <w:rPr>
+          <w:lang w:val="en-US"/>
+        </w:rPr>
+      </w:pPr>
+      <w:r>
+        <w:rPr>
+          <w:lang w:val="en-US"/>
+        </w:rPr>
+        <w:t xml:space="preserve">        "</w:t>
+      </w:r>
+      <w:proofErr w:type="spellStart"/>
+      <w:r>
+        <w:rPr>
+          <w:lang w:val="en-US"/>
+        </w:rPr>
+        <w:t>fightResult</w:t>
+      </w:r>
+      <w:proofErr w:type="spellEnd"/>
       <w:r>
         <w:rPr>
           <w:lang w:val="en-US"/>
         </w:rPr>
         <w:t>": {</w:t>
       </w:r>
-      <w:proofErr w:type="gramEnd"/>
-    </w:p>
-    <w:p>
-      <w:pPr>
-        <w:rPr>
-          <w:lang w:val="en-US"/>
-        </w:rPr>
-      </w:pPr>
-      <w:r>
-        <w:rPr>
-          <w:lang w:val="en-US"/>
-        </w:rPr>
-        <w:t xml:space="preserve">        "</w:t>
-      </w:r>
-      <w:proofErr w:type="spellStart"/>
-      <w:proofErr w:type="gramStart"/>
-      <w:r>
-        <w:rPr>
-          <w:lang w:val="en-US"/>
-        </w:rPr>
-        <w:t>is</w:t>
-      </w:r>
-      <w:proofErr w:type="gramEnd"/>
-      <w:r>
-        <w:rPr>
-          <w:lang w:val="en-US"/>
-        </w:rPr>
-        <w:t>_correct</w:t>
-      </w:r>
-      <w:proofErr w:type="spellEnd"/>
-      <w:r>
-        <w:rPr>
-          <w:lang w:val="en-US"/>
-        </w:rPr>
-        <w:t>": false,</w:t>
-      </w:r>
-    </w:p>
-    <w:p>
-      <w:pPr>
-        <w:rPr>
-          <w:lang w:val="en-US"/>
-        </w:rPr>
-      </w:pPr>
-      <w:r>
-        <w:rPr>
-          <w:lang w:val="en-US"/>
-        </w:rPr>
-        <w:t xml:space="preserve">        "</w:t>
-      </w:r>
-      <w:proofErr w:type="spellStart"/>
-      <w:proofErr w:type="gramStart"/>
-      <w:r>
-        <w:rPr>
-          <w:lang w:val="en-US"/>
-        </w:rPr>
-        <w:t>accepted</w:t>
-      </w:r>
-      <w:proofErr w:type="gramEnd"/>
-      <w:r>
-        <w:rPr>
-          <w:lang w:val="en-US"/>
-        </w:rPr>
-        <w:t>_for_attack</w:t>
-      </w:r>
-      <w:proofErr w:type="spellEnd"/>
-      <w:r>
-        <w:rPr>
-          <w:lang w:val="en-US"/>
-        </w:rPr>
-        <w:t>": false,</w:t>
-      </w:r>
-    </w:p>
-    <w:p>
-      <w:pPr>
-        <w:rPr>
-          <w:lang w:val="en-US"/>
-        </w:rPr>
-      </w:pPr>
-      <w:r>
-        <w:rPr>
-          <w:lang w:val="en-US"/>
-        </w:rPr>
-        <w:t xml:space="preserve">        "reason": "</w:t>
-      </w:r>
-      <w:proofErr w:type="spellStart"/>
-      <w:r>
-        <w:rPr>
-          <w:lang w:val="en-US"/>
-        </w:rPr>
-        <w:t>round_already_resolved</w:t>
-      </w:r>
-      <w:proofErr w:type="spellEnd"/>
-      <w:r>
-        <w:rPr>
-          <w:lang w:val="en-US"/>
-        </w:rPr>
-        <w:t>",</w:t>
-      </w:r>
-    </w:p>
-    <w:p>
-      <w:pPr>
-        <w:rPr>
-          <w:lang w:val="en-US"/>
-        </w:rPr>
-      </w:pPr>
-      <w:r>
-        <w:rPr>
-          <w:lang w:val="en-US"/>
-        </w:rPr>
-        <w:t xml:space="preserve">        "</w:t>
-      </w:r>
-      <w:proofErr w:type="spellStart"/>
-      <w:r>
-        <w:rPr>
-          <w:lang w:val="en-US"/>
-        </w:rPr>
-        <w:t>isCorrect</w:t>
-      </w:r>
-      <w:proofErr w:type="spellEnd"/>
-      <w:r>
-        <w:rPr>
-          <w:lang w:val="en-US"/>
-        </w:rPr>
-        <w:t>": false,</w:t>
-      </w:r>
-    </w:p>
-    <w:p>
-      <w:pPr>
-        <w:rPr>
-          <w:lang w:val="en-US"/>
-        </w:rPr>
-      </w:pPr>
-      <w:r>
-        <w:rPr>
-          <w:lang w:val="en-US"/>
-        </w:rPr>
-        <w:t xml:space="preserve">        "attempts": 0,</w:t>
-      </w:r>
-    </w:p>
-    <w:p>
-      <w:pPr>
-        <w:rPr>
-          <w:lang w:val="en-US"/>
-        </w:rPr>
-      </w:pPr>
-      <w:r>
-        <w:rPr>
-          <w:lang w:val="en-US"/>
-        </w:rPr>
-        <w:t xml:space="preserve">        "</w:t>
-      </w:r>
-      <w:proofErr w:type="spellStart"/>
-      <w:r>
-        <w:rPr>
-          <w:lang w:val="en-US"/>
-        </w:rPr>
-        <w:t>fightResult</w:t>
-      </w:r>
-      <w:proofErr w:type="spellEnd"/>
-      <w:proofErr w:type="gramStart"/>
-      <w:r>
-        <w:rPr>
-          <w:lang w:val="en-US"/>
-        </w:rPr>
-        <w:t>": {</w:t>
-      </w:r>
-      <w:proofErr w:type="gramEnd"/>
     </w:p>
     <w:p>
       <w:pPr>
@@ -4014,16 +3942,8 @@
         <w:rPr>
           <w:lang w:val="en-US"/>
         </w:rPr>
-        <w:t xml:space="preserve">            "enemy</w:t>
-      </w:r>
-      <w:proofErr w:type="gramStart"/>
-      <w:r>
-        <w:rPr>
-          <w:lang w:val="en-US"/>
-        </w:rPr>
-        <w:t>": {</w:t>
-      </w:r>
-      <w:proofErr w:type="gramEnd"/>
+        <w:t xml:space="preserve">            "enemy": {</w:t>
+      </w:r>
     </w:p>
     <w:p>
       <w:pPr>
@@ -4572,14 +4492,12 @@
         <w:t>_skill</w:t>
       </w:r>
       <w:proofErr w:type="spellEnd"/>
-      <w:proofErr w:type="gramStart"/>
       <w:r>
         <w:rPr>
           <w:lang w:val="en-US"/>
         </w:rPr>
         <w:t>": {</w:t>
       </w:r>
-      <w:proofErr w:type="gramEnd"/>
     </w:p>
     <w:p>
       <w:pPr>
@@ -4875,16 +4793,8 @@
         <w:rPr>
           <w:lang w:val="en-US"/>
         </w:rPr>
-        <w:t xml:space="preserve">            "character</w:t>
-      </w:r>
-      <w:proofErr w:type="gramStart"/>
-      <w:r>
-        <w:rPr>
-          <w:lang w:val="en-US"/>
-        </w:rPr>
-        <w:t>": {</w:t>
-      </w:r>
-      <w:proofErr w:type="gramEnd"/>
+        <w:t xml:space="preserve">            "character": {</w:t>
+      </w:r>
     </w:p>
     <w:p>
       <w:pPr>
@@ -5475,14 +5385,12 @@
         <w:t>_skill</w:t>
       </w:r>
       <w:proofErr w:type="spellEnd"/>
-      <w:proofErr w:type="gramStart"/>
       <w:r>
         <w:rPr>
           <w:lang w:val="en-US"/>
         </w:rPr>
         <w:t>": {</w:t>
       </w:r>
-      <w:proofErr w:type="gramEnd"/>
     </w:p>
     <w:p>
       <w:pPr>
@@ -5927,14 +5835,12 @@
         <w:t>completionRewards</w:t>
       </w:r>
       <w:proofErr w:type="spellEnd"/>
-      <w:proofErr w:type="gramStart"/>
       <w:r>
         <w:rPr>
           <w:lang w:val="en-US"/>
         </w:rPr>
         <w:t>": {</w:t>
       </w:r>
-      <w:proofErr w:type="gramEnd"/>
     </w:p>
     <w:p>
       <w:pPr>
@@ -6134,260 +6040,250 @@
         <w:rPr>
           <w:lang w:val="en-US"/>
         </w:rPr>
-        <w:t xml:space="preserve">        "level</w:t>
-      </w:r>
-      <w:proofErr w:type="gramStart"/>
+        <w:t xml:space="preserve">        "level": {</w:t>
+      </w:r>
+    </w:p>
+    <w:p>
+      <w:pPr>
+        <w:rPr>
+          <w:lang w:val="en-US"/>
+        </w:rPr>
+      </w:pPr>
+      <w:r>
+        <w:rPr>
+          <w:lang w:val="en-US"/>
+        </w:rPr>
+        <w:t xml:space="preserve">            "</w:t>
+      </w:r>
+      <w:proofErr w:type="spellStart"/>
+      <w:proofErr w:type="gramStart"/>
+      <w:r>
+        <w:rPr>
+          <w:lang w:val="en-US"/>
+        </w:rPr>
+        <w:t>level</w:t>
+      </w:r>
+      <w:proofErr w:type="gramEnd"/>
+      <w:r>
+        <w:rPr>
+          <w:lang w:val="en-US"/>
+        </w:rPr>
+        <w:t>_id</w:t>
+      </w:r>
+      <w:proofErr w:type="spellEnd"/>
+      <w:r>
+        <w:rPr>
+          <w:lang w:val="en-US"/>
+        </w:rPr>
+        <w:t>": 0,</w:t>
+      </w:r>
+    </w:p>
+    <w:p>
+      <w:pPr>
+        <w:rPr>
+          <w:lang w:val="en-US"/>
+        </w:rPr>
+      </w:pPr>
+      <w:r>
+        <w:rPr>
+          <w:lang w:val="en-US"/>
+        </w:rPr>
+        <w:t xml:space="preserve">            "</w:t>
+      </w:r>
+      <w:proofErr w:type="spellStart"/>
+      <w:proofErr w:type="gramStart"/>
+      <w:r>
+        <w:rPr>
+          <w:lang w:val="en-US"/>
+        </w:rPr>
+        <w:t>level</w:t>
+      </w:r>
+      <w:proofErr w:type="gramEnd"/>
+      <w:r>
+        <w:rPr>
+          <w:lang w:val="en-US"/>
+        </w:rPr>
+        <w:t>_number</w:t>
+      </w:r>
+      <w:proofErr w:type="spellEnd"/>
+      <w:r>
+        <w:rPr>
+          <w:lang w:val="en-US"/>
+        </w:rPr>
+        <w:t>": null,</w:t>
+      </w:r>
+    </w:p>
+    <w:p>
+      <w:pPr>
+        <w:rPr>
+          <w:lang w:val="en-US"/>
+        </w:rPr>
+      </w:pPr>
+      <w:r>
+        <w:rPr>
+          <w:lang w:val="en-US"/>
+        </w:rPr>
+        <w:t xml:space="preserve">            "</w:t>
+      </w:r>
+      <w:proofErr w:type="spellStart"/>
+      <w:proofErr w:type="gramStart"/>
+      <w:r>
+        <w:rPr>
+          <w:lang w:val="en-US"/>
+        </w:rPr>
+        <w:t>level</w:t>
+      </w:r>
+      <w:proofErr w:type="gramEnd"/>
+      <w:r>
+        <w:rPr>
+          <w:lang w:val="en-US"/>
+        </w:rPr>
+        <w:t>_type</w:t>
+      </w:r>
+      <w:proofErr w:type="spellEnd"/>
+      <w:r>
+        <w:rPr>
+          <w:lang w:val="en-US"/>
+        </w:rPr>
+        <w:t>": "</w:t>
+      </w:r>
+      <w:proofErr w:type="spellStart"/>
+      <w:r>
+        <w:rPr>
+          <w:lang w:val="en-US"/>
+        </w:rPr>
+        <w:t>pvp_daily</w:t>
+      </w:r>
+      <w:proofErr w:type="spellEnd"/>
+      <w:r>
+        <w:rPr>
+          <w:lang w:val="en-US"/>
+        </w:rPr>
+        <w:t>",</w:t>
+      </w:r>
+    </w:p>
+    <w:p>
+      <w:pPr>
+        <w:rPr>
+          <w:lang w:val="en-US"/>
+        </w:rPr>
+      </w:pPr>
+      <w:r>
+        <w:rPr>
+          <w:lang w:val="en-US"/>
+        </w:rPr>
+        <w:t xml:space="preserve">            "</w:t>
+      </w:r>
+      <w:proofErr w:type="spellStart"/>
+      <w:proofErr w:type="gramStart"/>
+      <w:r>
+        <w:rPr>
+          <w:lang w:val="en-US"/>
+        </w:rPr>
+        <w:t>level</w:t>
+      </w:r>
+      <w:proofErr w:type="gramEnd"/>
+      <w:r>
+        <w:rPr>
+          <w:lang w:val="en-US"/>
+        </w:rPr>
+        <w:t>_difficulty</w:t>
+      </w:r>
+      <w:proofErr w:type="spellEnd"/>
+      <w:r>
+        <w:rPr>
+          <w:lang w:val="en-US"/>
+        </w:rPr>
+        <w:t>": "easy",</w:t>
+      </w:r>
+    </w:p>
+    <w:p>
+      <w:pPr>
+        <w:rPr>
+          <w:lang w:val="en-US"/>
+        </w:rPr>
+      </w:pPr>
+      <w:r>
+        <w:rPr>
+          <w:lang w:val="en-US"/>
+        </w:rPr>
+        <w:t xml:space="preserve">            "</w:t>
+      </w:r>
+      <w:proofErr w:type="spellStart"/>
+      <w:proofErr w:type="gramStart"/>
+      <w:r>
+        <w:rPr>
+          <w:lang w:val="en-US"/>
+        </w:rPr>
+        <w:t>level</w:t>
+      </w:r>
+      <w:proofErr w:type="gramEnd"/>
+      <w:r>
+        <w:rPr>
+          <w:lang w:val="en-US"/>
+        </w:rPr>
+        <w:t>_title</w:t>
+      </w:r>
+      <w:proofErr w:type="spellEnd"/>
+      <w:r>
+        <w:rPr>
+          <w:lang w:val="en-US"/>
+        </w:rPr>
+        <w:t>": "Computer PvP Arena",</w:t>
+      </w:r>
+    </w:p>
+    <w:p>
+      <w:pPr>
+        <w:rPr>
+          <w:lang w:val="en-US"/>
+        </w:rPr>
+      </w:pPr>
+      <w:r>
+        <w:rPr>
+          <w:lang w:val="en-US"/>
+        </w:rPr>
+        <w:t xml:space="preserve">            "content": "Dynamic PvP Computer challenge"</w:t>
+      </w:r>
+    </w:p>
+    <w:p>
+      <w:pPr>
+        <w:rPr>
+          <w:lang w:val="en-US"/>
+        </w:rPr>
+      </w:pPr>
+      <w:r>
+        <w:rPr>
+          <w:lang w:val="en-US"/>
+        </w:rPr>
+        <w:t xml:space="preserve">        },</w:t>
+      </w:r>
+    </w:p>
+    <w:p>
+      <w:pPr>
+        <w:rPr>
+          <w:lang w:val="en-US"/>
+        </w:rPr>
+      </w:pPr>
+      <w:r>
+        <w:rPr>
+          <w:lang w:val="en-US"/>
+        </w:rPr>
+        <w:t xml:space="preserve">        "</w:t>
+      </w:r>
+      <w:proofErr w:type="spellStart"/>
+      <w:r>
+        <w:rPr>
+          <w:lang w:val="en-US"/>
+        </w:rPr>
+        <w:t>levelStatus</w:t>
+      </w:r>
+      <w:proofErr w:type="spellEnd"/>
       <w:r>
         <w:rPr>
           <w:lang w:val="en-US"/>
         </w:rPr>
         <w:t>": {</w:t>
       </w:r>
-      <w:proofErr w:type="gramEnd"/>
-    </w:p>
-    <w:p>
-      <w:pPr>
-        <w:rPr>
-          <w:lang w:val="en-US"/>
-        </w:rPr>
-      </w:pPr>
-      <w:r>
-        <w:rPr>
-          <w:lang w:val="en-US"/>
-        </w:rPr>
-        <w:t xml:space="preserve">            "</w:t>
-      </w:r>
-      <w:proofErr w:type="spellStart"/>
-      <w:proofErr w:type="gramStart"/>
-      <w:r>
-        <w:rPr>
-          <w:lang w:val="en-US"/>
-        </w:rPr>
-        <w:t>level</w:t>
-      </w:r>
-      <w:proofErr w:type="gramEnd"/>
-      <w:r>
-        <w:rPr>
-          <w:lang w:val="en-US"/>
-        </w:rPr>
-        <w:t>_id</w:t>
-      </w:r>
-      <w:proofErr w:type="spellEnd"/>
-      <w:r>
-        <w:rPr>
-          <w:lang w:val="en-US"/>
-        </w:rPr>
-        <w:t>": 0,</w:t>
-      </w:r>
-    </w:p>
-    <w:p>
-      <w:pPr>
-        <w:rPr>
-          <w:lang w:val="en-US"/>
-        </w:rPr>
-      </w:pPr>
-      <w:r>
-        <w:rPr>
-          <w:lang w:val="en-US"/>
-        </w:rPr>
-        <w:t xml:space="preserve">            "</w:t>
-      </w:r>
-      <w:proofErr w:type="spellStart"/>
-      <w:proofErr w:type="gramStart"/>
-      <w:r>
-        <w:rPr>
-          <w:lang w:val="en-US"/>
-        </w:rPr>
-        <w:t>level</w:t>
-      </w:r>
-      <w:proofErr w:type="gramEnd"/>
-      <w:r>
-        <w:rPr>
-          <w:lang w:val="en-US"/>
-        </w:rPr>
-        <w:t>_number</w:t>
-      </w:r>
-      <w:proofErr w:type="spellEnd"/>
-      <w:r>
-        <w:rPr>
-          <w:lang w:val="en-US"/>
-        </w:rPr>
-        <w:t>": null,</w:t>
-      </w:r>
-    </w:p>
-    <w:p>
-      <w:pPr>
-        <w:rPr>
-          <w:lang w:val="en-US"/>
-        </w:rPr>
-      </w:pPr>
-      <w:r>
-        <w:rPr>
-          <w:lang w:val="en-US"/>
-        </w:rPr>
-        <w:t xml:space="preserve">            "</w:t>
-      </w:r>
-      <w:proofErr w:type="spellStart"/>
-      <w:proofErr w:type="gramStart"/>
-      <w:r>
-        <w:rPr>
-          <w:lang w:val="en-US"/>
-        </w:rPr>
-        <w:t>level</w:t>
-      </w:r>
-      <w:proofErr w:type="gramEnd"/>
-      <w:r>
-        <w:rPr>
-          <w:lang w:val="en-US"/>
-        </w:rPr>
-        <w:t>_type</w:t>
-      </w:r>
-      <w:proofErr w:type="spellEnd"/>
-      <w:r>
-        <w:rPr>
-          <w:lang w:val="en-US"/>
-        </w:rPr>
-        <w:t>": "</w:t>
-      </w:r>
-      <w:proofErr w:type="spellStart"/>
-      <w:r>
-        <w:rPr>
-          <w:lang w:val="en-US"/>
-        </w:rPr>
-        <w:t>pvp_daily</w:t>
-      </w:r>
-      <w:proofErr w:type="spellEnd"/>
-      <w:r>
-        <w:rPr>
-          <w:lang w:val="en-US"/>
-        </w:rPr>
-        <w:t>",</w:t>
-      </w:r>
-    </w:p>
-    <w:p>
-      <w:pPr>
-        <w:rPr>
-          <w:lang w:val="en-US"/>
-        </w:rPr>
-      </w:pPr>
-      <w:r>
-        <w:rPr>
-          <w:lang w:val="en-US"/>
-        </w:rPr>
-        <w:t xml:space="preserve">            "</w:t>
-      </w:r>
-      <w:proofErr w:type="spellStart"/>
-      <w:proofErr w:type="gramStart"/>
-      <w:r>
-        <w:rPr>
-          <w:lang w:val="en-US"/>
-        </w:rPr>
-        <w:t>level</w:t>
-      </w:r>
-      <w:proofErr w:type="gramEnd"/>
-      <w:r>
-        <w:rPr>
-          <w:lang w:val="en-US"/>
-        </w:rPr>
-        <w:t>_difficulty</w:t>
-      </w:r>
-      <w:proofErr w:type="spellEnd"/>
-      <w:r>
-        <w:rPr>
-          <w:lang w:val="en-US"/>
-        </w:rPr>
-        <w:t>": "easy",</w:t>
-      </w:r>
-    </w:p>
-    <w:p>
-      <w:pPr>
-        <w:rPr>
-          <w:lang w:val="en-US"/>
-        </w:rPr>
-      </w:pPr>
-      <w:r>
-        <w:rPr>
-          <w:lang w:val="en-US"/>
-        </w:rPr>
-        <w:t xml:space="preserve">            "</w:t>
-      </w:r>
-      <w:proofErr w:type="spellStart"/>
-      <w:proofErr w:type="gramStart"/>
-      <w:r>
-        <w:rPr>
-          <w:lang w:val="en-US"/>
-        </w:rPr>
-        <w:t>level</w:t>
-      </w:r>
-      <w:proofErr w:type="gramEnd"/>
-      <w:r>
-        <w:rPr>
-          <w:lang w:val="en-US"/>
-        </w:rPr>
-        <w:t>_title</w:t>
-      </w:r>
-      <w:proofErr w:type="spellEnd"/>
-      <w:r>
-        <w:rPr>
-          <w:lang w:val="en-US"/>
-        </w:rPr>
-        <w:t>": "Computer PvP Arena",</w:t>
-      </w:r>
-    </w:p>
-    <w:p>
-      <w:pPr>
-        <w:rPr>
-          <w:lang w:val="en-US"/>
-        </w:rPr>
-      </w:pPr>
-      <w:r>
-        <w:rPr>
-          <w:lang w:val="en-US"/>
-        </w:rPr>
-        <w:t xml:space="preserve">            "content": "Dynamic PvP Computer challenge"</w:t>
-      </w:r>
-    </w:p>
-    <w:p>
-      <w:pPr>
-        <w:rPr>
-          <w:lang w:val="en-US"/>
-        </w:rPr>
-      </w:pPr>
-      <w:r>
-        <w:rPr>
-          <w:lang w:val="en-US"/>
-        </w:rPr>
-        <w:t xml:space="preserve">        },</w:t>
-      </w:r>
-    </w:p>
-    <w:p>
-      <w:pPr>
-        <w:rPr>
-          <w:lang w:val="en-US"/>
-        </w:rPr>
-      </w:pPr>
-      <w:r>
-        <w:rPr>
-          <w:lang w:val="en-US"/>
-        </w:rPr>
-        <w:t xml:space="preserve">        "</w:t>
-      </w:r>
-      <w:proofErr w:type="spellStart"/>
-      <w:r>
-        <w:rPr>
-          <w:lang w:val="en-US"/>
-        </w:rPr>
-        <w:t>levelStatus</w:t>
-      </w:r>
-      <w:proofErr w:type="spellEnd"/>
-      <w:proofErr w:type="gramStart"/>
-      <w:r>
-        <w:rPr>
-          <w:lang w:val="en-US"/>
-        </w:rPr>
-        <w:t>": {</w:t>
-      </w:r>
-      <w:proofErr w:type="gramEnd"/>
     </w:p>
     <w:p>
       <w:pPr>
@@ -6930,16 +6826,8 @@
         <w:rPr>
           <w:lang w:val="en-US"/>
         </w:rPr>
-        <w:t xml:space="preserve">        "card</w:t>
-      </w:r>
-      <w:proofErr w:type="gramStart"/>
-      <w:r>
-        <w:rPr>
-          <w:lang w:val="en-US"/>
-        </w:rPr>
-        <w:t>": {</w:t>
-      </w:r>
-      <w:proofErr w:type="gramEnd"/>
+        <w:t xml:space="preserve">        "card": {</w:t>
+      </w:r>
     </w:p>
     <w:p>
       <w:pPr>
@@ -7469,7 +7357,7 @@
           <w:iCs/>
           <w:lang w:val="en-US"/>
         </w:rPr>
-        <w:t xml:space="preserve">from the opponent who slayed </w:t>
+        <w:t xml:space="preserve">from the opponent who </w:t>
       </w:r>
       <w:r>
         <w:rPr>
@@ -7477,7 +7365,7 @@
           <w:iCs/>
           <w:lang w:val="en-US"/>
         </w:rPr>
-        <w:t>– made the bitch cry in agony HAHAHAHA</w:t>
+        <w:t>won from the surrendered</w:t>
       </w:r>
     </w:p>
     <w:p>
@@ -7529,182 +7417,172 @@
         <w:rPr>
           <w:lang w:val="en-US"/>
         </w:rPr>
-        <w:t xml:space="preserve">    "data</w:t>
-      </w:r>
-      <w:proofErr w:type="gramStart"/>
+        <w:t xml:space="preserve">    "data": {</w:t>
+      </w:r>
+    </w:p>
+    <w:p>
+      <w:pPr>
+        <w:rPr>
+          <w:lang w:val="en-US"/>
+        </w:rPr>
+      </w:pPr>
+      <w:r>
+        <w:rPr>
+          <w:lang w:val="en-US"/>
+        </w:rPr>
+        <w:t xml:space="preserve">        "</w:t>
+      </w:r>
+      <w:proofErr w:type="spellStart"/>
+      <w:proofErr w:type="gramStart"/>
+      <w:r>
+        <w:rPr>
+          <w:lang w:val="en-US"/>
+        </w:rPr>
+        <w:t>is</w:t>
+      </w:r>
+      <w:proofErr w:type="gramEnd"/>
+      <w:r>
+        <w:rPr>
+          <w:lang w:val="en-US"/>
+        </w:rPr>
+        <w:t>_correct</w:t>
+      </w:r>
+      <w:proofErr w:type="spellEnd"/>
+      <w:r>
+        <w:rPr>
+          <w:lang w:val="en-US"/>
+        </w:rPr>
+        <w:t>": true,</w:t>
+      </w:r>
+    </w:p>
+    <w:p>
+      <w:pPr>
+        <w:rPr>
+          <w:lang w:val="en-US"/>
+        </w:rPr>
+      </w:pPr>
+      <w:r>
+        <w:rPr>
+          <w:lang w:val="en-US"/>
+        </w:rPr>
+        <w:t xml:space="preserve">        "</w:t>
+      </w:r>
+      <w:proofErr w:type="spellStart"/>
+      <w:proofErr w:type="gramStart"/>
+      <w:r>
+        <w:rPr>
+          <w:lang w:val="en-US"/>
+        </w:rPr>
+        <w:t>accepted</w:t>
+      </w:r>
+      <w:proofErr w:type="gramEnd"/>
+      <w:r>
+        <w:rPr>
+          <w:lang w:val="en-US"/>
+        </w:rPr>
+        <w:t>_for_attack</w:t>
+      </w:r>
+      <w:proofErr w:type="spellEnd"/>
+      <w:r>
+        <w:rPr>
+          <w:lang w:val="en-US"/>
+        </w:rPr>
+        <w:t>": false,</w:t>
+      </w:r>
+    </w:p>
+    <w:p>
+      <w:pPr>
+        <w:rPr>
+          <w:lang w:val="en-US"/>
+        </w:rPr>
+      </w:pPr>
+      <w:r>
+        <w:rPr>
+          <w:lang w:val="en-US"/>
+        </w:rPr>
+        <w:t xml:space="preserve">        "reason": "</w:t>
+      </w:r>
+      <w:proofErr w:type="spellStart"/>
+      <w:r>
+        <w:rPr>
+          <w:lang w:val="en-US"/>
+        </w:rPr>
+        <w:t>round_already_resolved</w:t>
+      </w:r>
+      <w:proofErr w:type="spellEnd"/>
+      <w:r>
+        <w:rPr>
+          <w:lang w:val="en-US"/>
+        </w:rPr>
+        <w:t>",</w:t>
+      </w:r>
+    </w:p>
+    <w:p>
+      <w:pPr>
+        <w:rPr>
+          <w:lang w:val="en-US"/>
+        </w:rPr>
+      </w:pPr>
+      <w:r>
+        <w:rPr>
+          <w:lang w:val="en-US"/>
+        </w:rPr>
+        <w:t xml:space="preserve">        "</w:t>
+      </w:r>
+      <w:proofErr w:type="spellStart"/>
+      <w:r>
+        <w:rPr>
+          <w:lang w:val="en-US"/>
+        </w:rPr>
+        <w:t>isCorrect</w:t>
+      </w:r>
+      <w:proofErr w:type="spellEnd"/>
+      <w:r>
+        <w:rPr>
+          <w:lang w:val="en-US"/>
+        </w:rPr>
+        <w:t>": true,</w:t>
+      </w:r>
+    </w:p>
+    <w:p>
+      <w:pPr>
+        <w:rPr>
+          <w:lang w:val="en-US"/>
+        </w:rPr>
+      </w:pPr>
+      <w:r>
+        <w:rPr>
+          <w:lang w:val="en-US"/>
+        </w:rPr>
+        <w:t xml:space="preserve">        "attempts": 0,</w:t>
+      </w:r>
+    </w:p>
+    <w:p>
+      <w:pPr>
+        <w:rPr>
+          <w:lang w:val="en-US"/>
+        </w:rPr>
+      </w:pPr>
+      <w:r>
+        <w:rPr>
+          <w:lang w:val="en-US"/>
+        </w:rPr>
+        <w:t xml:space="preserve">        "</w:t>
+      </w:r>
+      <w:proofErr w:type="spellStart"/>
+      <w:r>
+        <w:rPr>
+          <w:lang w:val="en-US"/>
+        </w:rPr>
+        <w:t>fightResult</w:t>
+      </w:r>
+      <w:proofErr w:type="spellEnd"/>
       <w:r>
         <w:rPr>
           <w:lang w:val="en-US"/>
         </w:rPr>
         <w:t>": {</w:t>
       </w:r>
-      <w:proofErr w:type="gramEnd"/>
-    </w:p>
-    <w:p>
-      <w:pPr>
-        <w:rPr>
-          <w:lang w:val="en-US"/>
-        </w:rPr>
-      </w:pPr>
-      <w:r>
-        <w:rPr>
-          <w:lang w:val="en-US"/>
-        </w:rPr>
-        <w:t xml:space="preserve">        "</w:t>
-      </w:r>
-      <w:proofErr w:type="spellStart"/>
-      <w:proofErr w:type="gramStart"/>
-      <w:r>
-        <w:rPr>
-          <w:lang w:val="en-US"/>
-        </w:rPr>
-        <w:t>is</w:t>
-      </w:r>
-      <w:proofErr w:type="gramEnd"/>
-      <w:r>
-        <w:rPr>
-          <w:lang w:val="en-US"/>
-        </w:rPr>
-        <w:t>_correct</w:t>
-      </w:r>
-      <w:proofErr w:type="spellEnd"/>
-      <w:r>
-        <w:rPr>
-          <w:lang w:val="en-US"/>
-        </w:rPr>
-        <w:t>": true,</w:t>
-      </w:r>
-    </w:p>
-    <w:p>
-      <w:pPr>
-        <w:rPr>
-          <w:lang w:val="en-US"/>
-        </w:rPr>
-      </w:pPr>
-      <w:r>
-        <w:rPr>
-          <w:lang w:val="en-US"/>
-        </w:rPr>
-        <w:t xml:space="preserve">        "</w:t>
-      </w:r>
-      <w:proofErr w:type="spellStart"/>
-      <w:proofErr w:type="gramStart"/>
-      <w:r>
-        <w:rPr>
-          <w:lang w:val="en-US"/>
-        </w:rPr>
-        <w:t>accepted</w:t>
-      </w:r>
-      <w:proofErr w:type="gramEnd"/>
-      <w:r>
-        <w:rPr>
-          <w:lang w:val="en-US"/>
-        </w:rPr>
-        <w:t>_for_attack</w:t>
-      </w:r>
-      <w:proofErr w:type="spellEnd"/>
-      <w:r>
-        <w:rPr>
-          <w:lang w:val="en-US"/>
-        </w:rPr>
-        <w:t>": false,</w:t>
-      </w:r>
-    </w:p>
-    <w:p>
-      <w:pPr>
-        <w:rPr>
-          <w:lang w:val="en-US"/>
-        </w:rPr>
-      </w:pPr>
-      <w:r>
-        <w:rPr>
-          <w:lang w:val="en-US"/>
-        </w:rPr>
-        <w:t xml:space="preserve">        "reason": "</w:t>
-      </w:r>
-      <w:proofErr w:type="spellStart"/>
-      <w:r>
-        <w:rPr>
-          <w:lang w:val="en-US"/>
-        </w:rPr>
-        <w:t>round_already_resolved</w:t>
-      </w:r>
-      <w:proofErr w:type="spellEnd"/>
-      <w:r>
-        <w:rPr>
-          <w:lang w:val="en-US"/>
-        </w:rPr>
-        <w:t>",</w:t>
-      </w:r>
-    </w:p>
-    <w:p>
-      <w:pPr>
-        <w:rPr>
-          <w:lang w:val="en-US"/>
-        </w:rPr>
-      </w:pPr>
-      <w:r>
-        <w:rPr>
-          <w:lang w:val="en-US"/>
-        </w:rPr>
-        <w:t xml:space="preserve">        "</w:t>
-      </w:r>
-      <w:proofErr w:type="spellStart"/>
-      <w:r>
-        <w:rPr>
-          <w:lang w:val="en-US"/>
-        </w:rPr>
-        <w:t>isCorrect</w:t>
-      </w:r>
-      <w:proofErr w:type="spellEnd"/>
-      <w:r>
-        <w:rPr>
-          <w:lang w:val="en-US"/>
-        </w:rPr>
-        <w:t>": true,</w:t>
-      </w:r>
-    </w:p>
-    <w:p>
-      <w:pPr>
-        <w:rPr>
-          <w:lang w:val="en-US"/>
-        </w:rPr>
-      </w:pPr>
-      <w:r>
-        <w:rPr>
-          <w:lang w:val="en-US"/>
-        </w:rPr>
-        <w:t xml:space="preserve">        "attempts": 0,</w:t>
-      </w:r>
-    </w:p>
-    <w:p>
-      <w:pPr>
-        <w:rPr>
-          <w:lang w:val="en-US"/>
-        </w:rPr>
-      </w:pPr>
-      <w:r>
-        <w:rPr>
-          <w:lang w:val="en-US"/>
-        </w:rPr>
-        <w:t xml:space="preserve">        "</w:t>
-      </w:r>
-      <w:proofErr w:type="spellStart"/>
-      <w:r>
-        <w:rPr>
-          <w:lang w:val="en-US"/>
-        </w:rPr>
-        <w:t>fightResult</w:t>
-      </w:r>
-      <w:proofErr w:type="spellEnd"/>
-      <w:proofErr w:type="gramStart"/>
-      <w:r>
-        <w:rPr>
-          <w:lang w:val="en-US"/>
-        </w:rPr>
-        <w:t>": {</w:t>
-      </w:r>
-      <w:proofErr w:type="gramEnd"/>
     </w:p>
     <w:p>
       <w:pPr>
@@ -7729,16 +7607,8 @@
         <w:rPr>
           <w:lang w:val="en-US"/>
         </w:rPr>
-        <w:t xml:space="preserve">            "enemy</w:t>
-      </w:r>
-      <w:proofErr w:type="gramStart"/>
-      <w:r>
-        <w:rPr>
-          <w:lang w:val="en-US"/>
-        </w:rPr>
-        <w:t>": {</w:t>
-      </w:r>
-      <w:proofErr w:type="gramEnd"/>
+        <w:t xml:space="preserve">            "enemy": {</w:t>
+      </w:r>
     </w:p>
     <w:p>
       <w:pPr>
@@ -8259,14 +8129,12 @@
         <w:t>_skill</w:t>
       </w:r>
       <w:proofErr w:type="spellEnd"/>
-      <w:proofErr w:type="gramStart"/>
       <w:r>
         <w:rPr>
           <w:lang w:val="en-US"/>
         </w:rPr>
         <w:t>": {</w:t>
       </w:r>
-      <w:proofErr w:type="gramEnd"/>
     </w:p>
     <w:p>
       <w:pPr>
@@ -8576,16 +8444,8 @@
         <w:rPr>
           <w:lang w:val="en-US"/>
         </w:rPr>
-        <w:t xml:space="preserve">            "character</w:t>
-      </w:r>
-      <w:proofErr w:type="gramStart"/>
-      <w:r>
-        <w:rPr>
-          <w:lang w:val="en-US"/>
-        </w:rPr>
-        <w:t>": {</w:t>
-      </w:r>
-      <w:proofErr w:type="gramEnd"/>
+        <w:t xml:space="preserve">            "character": {</w:t>
+      </w:r>
     </w:p>
     <w:p>
       <w:pPr>
@@ -9204,14 +9064,12 @@
         <w:t>_skill</w:t>
       </w:r>
       <w:proofErr w:type="spellEnd"/>
-      <w:proofErr w:type="gramStart"/>
       <w:r>
         <w:rPr>
           <w:lang w:val="en-US"/>
         </w:rPr>
         <w:t>": {</w:t>
       </w:r>
-      <w:proofErr w:type="gramEnd"/>
     </w:p>
     <w:p>
       <w:pPr>
@@ -9656,14 +9514,12 @@
         <w:t>completionRewards</w:t>
       </w:r>
       <w:proofErr w:type="spellEnd"/>
-      <w:proofErr w:type="gramStart"/>
       <w:r>
         <w:rPr>
           <w:lang w:val="en-US"/>
         </w:rPr>
         <w:t>": {</w:t>
       </w:r>
-      <w:proofErr w:type="gramEnd"/>
     </w:p>
     <w:p>
       <w:pPr>
@@ -9863,16 +9719,8 @@
         <w:rPr>
           <w:lang w:val="en-US"/>
         </w:rPr>
-        <w:t xml:space="preserve">        "level</w:t>
-      </w:r>
-      <w:proofErr w:type="gramStart"/>
-      <w:r>
-        <w:rPr>
-          <w:lang w:val="en-US"/>
-        </w:rPr>
-        <w:t>": {</w:t>
-      </w:r>
-      <w:proofErr w:type="gramEnd"/>
+        <w:t xml:space="preserve">        "level": {</w:t>
+      </w:r>
     </w:p>
     <w:p>
       <w:pPr>
@@ -10110,14 +9958,12 @@
         <w:t>levelStatus</w:t>
       </w:r>
       <w:proofErr w:type="spellEnd"/>
-      <w:proofErr w:type="gramStart"/>
       <w:r>
         <w:rPr>
           <w:lang w:val="en-US"/>
         </w:rPr>
         <w:t>": {</w:t>
       </w:r>
-      <w:proofErr w:type="gramEnd"/>
     </w:p>
     <w:p>
       <w:pPr>
@@ -10659,16 +10505,8 @@
         <w:rPr>
           <w:lang w:val="en-US"/>
         </w:rPr>
-        <w:t xml:space="preserve">        "card</w:t>
-      </w:r>
-      <w:proofErr w:type="gramStart"/>
-      <w:r>
-        <w:rPr>
-          <w:lang w:val="en-US"/>
-        </w:rPr>
-        <w:t>": {</w:t>
-      </w:r>
-      <w:proofErr w:type="gramEnd"/>
+        <w:t xml:space="preserve">        "card": {</w:t>
+      </w:r>
     </w:p>
     <w:p>
       <w:pPr>
@@ -11758,6 +11596,7 @@
   <w:style w:type="character" w:default="1" w:styleId="DefaultParagraphFont">
     <w:name w:val="Default Paragraph Font"/>
     <w:uiPriority w:val="1"/>
+    <w:semiHidden/>
     <w:unhideWhenUsed/>
   </w:style>
   <w:style w:type="table" w:default="1" w:styleId="TableNormal">
